--- a/docs/pricing-flotte-2026-05.docx
+++ b/docs/pricing-flotte-2026-05.docx
@@ -75,6 +75,147 @@
       </w:r>
       <w:r>
         <w:t xml:space="preserve">Validation packaging + tarifs avant mise en marché</w:t>
+      </w:r>
+    </w:p>
+    <w:p>
+      <w:pPr>
+        <w:pStyle w:val="BlockText"/>
+      </w:pPr>
+      <w:r>
+        <w:rPr>
+          <w:b/>
+          <w:bCs/>
+        </w:rPr>
+        <w:t xml:space="preserve">⚠️ Document partiellement obsolète (mise à jour 2026-06-04).</w:t>
+      </w:r>
+      <w:r>
+        <w:t xml:space="preserve"> </w:t>
+      </w:r>
+      <w:r>
+        <w:t xml:space="preserve">Le modèle de</w:t>
+      </w:r>
+      <w:r>
+        <w:t xml:space="preserve"> </w:t>
+      </w:r>
+      <w:r>
+        <w:t xml:space="preserve">« SLA monétisé » avec</w:t>
+      </w:r>
+      <w:r>
+        <w:t xml:space="preserve"> </w:t>
+      </w:r>
+      <w:r>
+        <w:rPr>
+          <w:b/>
+          <w:bCs/>
+        </w:rPr>
+        <w:t xml:space="preserve">pénalités / remboursement en cas de breach a été</w:t>
+      </w:r>
+      <w:r>
+        <w:rPr>
+          <w:b/>
+          <w:bCs/>
+        </w:rPr>
+        <w:t xml:space="preserve"> </w:t>
+      </w:r>
+      <w:r>
+        <w:rPr>
+          <w:b/>
+          <w:bCs/>
+        </w:rPr>
+        <w:t xml:space="preserve">abandonné</w:t>
+      </w:r>
+      <w:r>
+        <w:t xml:space="preserve">. Flotte Pro + propose désormais la livraison express comme un</w:t>
+      </w:r>
+      <w:r>
+        <w:t xml:space="preserve"> </w:t>
+      </w:r>
+      <w:r>
+        <w:rPr>
+          <w:b/>
+          <w:bCs/>
+        </w:rPr>
+        <w:t xml:space="preserve">bénéfice de service : 3 heures, 6 heures maximum à Abidjan</w:t>
+      </w:r>
+      <w:r>
+        <w:t xml:space="preserve"> </w:t>
+      </w:r>
+      <w:r>
+        <w:t xml:space="preserve">(livraison</w:t>
+      </w:r>
+      <w:r>
+        <w:t xml:space="preserve"> </w:t>
+      </w:r>
+      <w:r>
+        <w:t xml:space="preserve">prioritaire hors Abidjan),</w:t>
+      </w:r>
+      <w:r>
+        <w:t xml:space="preserve"> </w:t>
+      </w:r>
+      <w:r>
+        <w:rPr>
+          <w:b/>
+          <w:bCs/>
+        </w:rPr>
+        <w:t xml:space="preserve">sans SLA contractuel ni pénalité</w:t>
+      </w:r>
+      <w:r>
+        <w:t xml:space="preserve">. Les sections</w:t>
+      </w:r>
+      <w:r>
+        <w:t xml:space="preserve"> </w:t>
+      </w:r>
+      <w:r>
+        <w:t xml:space="preserve">ci-dessous sur le coût d'un breach, le taux de breach cible, la carte SLA et</w:t>
+      </w:r>
+      <w:r>
+        <w:t xml:space="preserve"> </w:t>
+      </w:r>
+      <w:r>
+        <w:t xml:space="preserve">les remboursements automatiques sont conservées comme historique mais</w:t>
+      </w:r>
+      <w:r>
+        <w:t xml:space="preserve"> </w:t>
+      </w:r>
+      <w:r>
+        <w:rPr>
+          <w:b/>
+          <w:bCs/>
+        </w:rPr>
+        <w:t xml:space="preserve">ne</w:t>
+      </w:r>
+      <w:r>
+        <w:rPr>
+          <w:b/>
+          <w:bCs/>
+        </w:rPr>
+        <w:t xml:space="preserve"> </w:t>
+      </w:r>
+      <w:r>
+        <w:rPr>
+          <w:b/>
+          <w:bCs/>
+        </w:rPr>
+        <w:t xml:space="preserve">reflètent plus l'offre</w:t>
+      </w:r>
+      <w:r>
+        <w:t xml:space="preserve">. Tarif cible :</w:t>
+      </w:r>
+      <w:r>
+        <w:t xml:space="preserve"> </w:t>
+      </w:r>
+      <w:r>
+        <w:rPr>
+          <w:b/>
+          <w:bCs/>
+        </w:rPr>
+        <w:t xml:space="preserve">10 000 F / véhicule / mois</w:t>
+      </w:r>
+      <w:r>
+        <w:t xml:space="preserve"> </w:t>
+      </w:r>
+      <w:r>
+        <w:t xml:space="preserve">(Flotte Pro +), positionné comme le meilleur rapport.</w:t>
       </w:r>
     </w:p>
     <w:p>
@@ -678,18 +819,18 @@
                 <w:b/>
                 <w:bCs/>
               </w:rPr>
-              <w:t xml:space="preserve">Livraison 3h chrono à Abidjan</w:t>
-            </w:r>
-          </w:p>
-        </w:tc>
-        <w:tc>
-          <w:tcPr/>
-          <w:p>
-            <w:pPr>
-              <w:pStyle w:val="Compact"/>
-            </w:pPr>
-            <w:r>
-              <w:t xml:space="preserve">Quand la pièce est en stock chez un vendeur partenaire dans Abidjan, livraison garantie sous 3 heures</w:t>
+              <w:t xml:space="preserve">Livraison express à Abidjan</w:t>
+            </w:r>
+          </w:p>
+        </w:tc>
+        <w:tc>
+          <w:tcPr/>
+          <w:p>
+            <w:pPr>
+              <w:pStyle w:val="Compact"/>
+            </w:pPr>
+            <w:r>
+              <w:t xml:space="preserve">Quand la pièce est en stock chez un vendeur partenaire dans Abidjan, livraison en 3 heures, 6 heures maximum</w:t>
             </w:r>
           </w:p>
         </w:tc>
@@ -734,34 +875,6 @@
                 <w:b/>
                 <w:bCs/>
               </w:rPr>
-              <w:t xml:space="preserve">SLA monétisé</w:t>
-            </w:r>
-          </w:p>
-        </w:tc>
-        <w:tc>
-          <w:tcPr/>
-          <w:p>
-            <w:pPr>
-              <w:pStyle w:val="Compact"/>
-            </w:pPr>
-            <w:r>
-              <w:t xml:space="preserve">Si la promesse 3h est rompue (hors cas force majeure), remboursement intégral des frais de livraison + 5 000 FCFA de crédit sur le mois suivant</w:t>
-            </w:r>
-          </w:p>
-        </w:tc>
-      </w:tr>
-      <w:tr>
-        <w:tc>
-          <w:tcPr/>
-          <w:p>
-            <w:pPr>
-              <w:pStyle w:val="Compact"/>
-            </w:pPr>
-            <w:r>
-              <w:rPr>
-                <w:b/>
-                <w:bCs/>
-              </w:rPr>
               <w:t xml:space="preserve">Pickup prioritaire</w:t>
             </w:r>
           </w:p>
@@ -1020,7 +1133,7 @@
         <w:rPr>
           <w:rStyle w:val="VerbatimChar"/>
         </w:rPr>
-        <w:t xml:space="preserve">├── Livraison 3h chrono</w:t>
+        <w:t xml:space="preserve">├── Livraison express 3h (6h max)</w:t>
       </w:r>
       <w:r>
         <w:br/>
@@ -1030,15 +1143,6 @@
           <w:rStyle w:val="VerbatimChar"/>
         </w:rPr>
         <w:t xml:space="preserve">├── 5 livraisons express incluses</w:t>
-      </w:r>
-      <w:r>
-        <w:br/>
-      </w:r>
-      <w:r>
-        <w:rPr>
-          <w:rStyle w:val="VerbatimChar"/>
-        </w:rPr>
-        <w:t xml:space="preserve">├── SLA monétisé (remboursement si breach)</w:t>
       </w:r>
       <w:r>
         <w:br/>

--- a/docs/pricing-flotte-2026-05.docx
+++ b/docs/pricing-flotte-2026-05.docx
@@ -2,7 +2,7 @@
 <file path=word/document.xml><?xml version="1.0" encoding="utf-8"?>
 <w:document xmlns:w="http://schemas.openxmlformats.org/wordprocessingml/2006/main" xmlns:m="http://schemas.openxmlformats.org/officeDocument/2006/math" xmlns:r="http://schemas.openxmlformats.org/officeDocument/2006/relationships" xmlns:o="urn:schemas-microsoft-com:office:office" xmlns:v="urn:schemas-microsoft-com:vml" xmlns:w10="urn:schemas-microsoft-com:office:word" xmlns:a="http://schemas.openxmlformats.org/drawingml/2006/main" xmlns:pic="http://schemas.openxmlformats.org/drawingml/2006/picture" xmlns:wp="http://schemas.openxmlformats.org/drawingml/2006/wordprocessingDrawing">
   <w:body>
-    <w:bookmarkStart w:id="43" w:name="Xc3c12040916910084ca7cbd1e12e340fcebada0"/>
+    <w:bookmarkStart w:id="32" w:name="Xc3c12040916910084ca7cbd1e12e340fcebada0"/>
     <w:p>
       <w:pPr>
         <w:pStyle w:val="Heading1"/>
@@ -225,7 +225,7 @@
         </w:pict>
       </w:r>
     </w:p>
-    <w:bookmarkStart w:id="20" w:name="X770efb5def1a0542613e1d41225afb3bacb2daa"/>
+    <w:bookmarkStart w:id="9" w:name="X770efb5def1a0542613e1d41225afb3bacb2daa"/>
     <w:p>
       <w:pPr>
         <w:pStyle w:val="Heading2"/>
@@ -376,8 +376,8 @@
         </w:pict>
       </w:r>
     </w:p>
-    <w:bookmarkEnd w:id="20"/>
-    <w:bookmarkStart w:id="25" w:name="Xf61c26856d09cabababa655d38a13a6f77fdbaf"/>
+    <w:bookmarkEnd w:id="9"/>
+    <w:bookmarkStart w:id="14" w:name="Xf61c26856d09cabababa655d38a13a6f77fdbaf"/>
     <w:p>
       <w:pPr>
         <w:pStyle w:val="Heading2"/>
@@ -386,7 +386,7 @@
         <w:t xml:space="preserve">2. Packaging proposé (décision : deux étages distincts)</w:t>
       </w:r>
     </w:p>
-    <w:bookmarkStart w:id="21" w:name="étage-1--abonnement-flotte"/>
+    <w:bookmarkStart w:id="10" w:name="étage-1--abonnement-flotte"/>
     <w:p>
       <w:pPr>
         <w:pStyle w:val="Heading3"/>
@@ -740,8 +740,8 @@
         <w:t xml:space="preserve">— pas un retrait du gratuit existant.</w:t>
       </w:r>
     </w:p>
-    <w:bookmarkEnd w:id="21"/>
-    <w:bookmarkStart w:id="22" w:name="Xc0162b865dc5632ff8dbaead561b0acaf7b956e"/>
+    <w:bookmarkEnd w:id="10"/>
+    <w:bookmarkStart w:id="11" w:name="Xc0162b865dc5632ff8dbaead561b0acaf7b956e"/>
     <w:p>
       <w:pPr>
         <w:pStyle w:val="Heading3"/>
@@ -956,8 +956,8 @@
         <w:t xml:space="preserve">Le besoin d'urgence ne scale pas avec la taille de flotte (un transporteur de 100 camions peut avoir 0 panne ce mois-ci, un taxi de 5 véhicules peut en avoir 3). C'est un SLA qui se vend séparément.</w:t>
       </w:r>
     </w:p>
-    <w:bookmarkEnd w:id="22"/>
-    <w:bookmarkStart w:id="23" w:name="récapitulatif"/>
+    <w:bookmarkEnd w:id="11"/>
+    <w:bookmarkStart w:id="12" w:name="récapitulatif"/>
     <w:p>
       <w:pPr>
         <w:pStyle w:val="Heading3"/>
@@ -1163,8 +1163,8 @@
         <w:t xml:space="preserve">└── Ligne WhatsApp dédiée 6h-22h</w:t>
       </w:r>
     </w:p>
-    <w:bookmarkEnd w:id="23"/>
-    <w:bookmarkStart w:id="24" w:name="note-sur-les-stocks-tampon"/>
+    <w:bookmarkEnd w:id="12"/>
+    <w:bookmarkStart w:id="13" w:name="note-sur-les-stocks-tampon"/>
     <w:p>
       <w:pPr>
         <w:pStyle w:val="Heading3"/>
@@ -1233,9 +1233,9 @@
         </w:pict>
       </w:r>
     </w:p>
-    <w:bookmarkEnd w:id="24"/>
-    <w:bookmarkEnd w:id="25"/>
-    <w:bookmarkStart w:id="29" w:name="Xbc76992aa54666bf0699ba5a9f9e046ff8ed707"/>
+    <w:bookmarkEnd w:id="13"/>
+    <w:bookmarkEnd w:id="14"/>
+    <w:bookmarkStart w:id="18" w:name="Xbc76992aa54666bf0699ba5a9f9e046ff8ed707"/>
     <w:p>
       <w:pPr>
         <w:pStyle w:val="Heading2"/>
@@ -1300,7 +1300,7 @@
         <w:t xml:space="preserve">Revenus en plus de la commission marketplace existante (qui continue)</w:t>
       </w:r>
     </w:p>
-    <w:bookmarkStart w:id="26" w:name="par-taille-de-flotte"/>
+    <w:bookmarkStart w:id="15" w:name="par-taille-de-flotte"/>
     <w:p>
       <w:pPr>
         <w:pStyle w:val="Heading3"/>
@@ -1757,8 +1757,8 @@
         <w:t xml:space="preserve">Note : Étage 2 plafonné à 10 000 F/flotte donc le ratio devient minime sur les grosses flottes — c'est volontaire (SLA est plus cher à servir sur grosses flottes en absolu, mais la marge à l'unité diminue).</w:t>
       </w:r>
     </w:p>
-    <w:bookmarkEnd w:id="26"/>
-    <w:bookmarkStart w:id="27" w:name="sensibilité-au-taux-dadoption-étage-1"/>
+    <w:bookmarkEnd w:id="15"/>
+    <w:bookmarkStart w:id="16" w:name="sensibilité-au-taux-dadoption-étage-1"/>
     <w:p>
       <w:pPr>
         <w:pStyle w:val="Heading3"/>
@@ -1950,8 +1950,8 @@
         <w:t xml:space="preserve">L'Étage 2 ajoute typiquement 5–10 % de ce chiffre en plus.</w:t>
       </w:r>
     </w:p>
-    <w:bookmarkEnd w:id="27"/>
-    <w:bookmarkStart w:id="28" w:name="comparaison-référence-marché"/>
+    <w:bookmarkEnd w:id="16"/>
+    <w:bookmarkStart w:id="17" w:name="comparaison-référence-marché"/>
     <w:p>
       <w:pPr>
         <w:pStyle w:val="Heading3"/>
@@ -2220,9 +2220,9 @@
         </w:pict>
       </w:r>
     </w:p>
-    <w:bookmarkEnd w:id="28"/>
-    <w:bookmarkEnd w:id="29"/>
-    <w:bookmarkStart w:id="33" w:name="X89ca23cf0024b5158961362e16d49836fa09603"/>
+    <w:bookmarkEnd w:id="17"/>
+    <w:bookmarkEnd w:id="18"/>
+    <w:bookmarkStart w:id="22" w:name="X89ca23cf0024b5158961362e16d49836fa09603"/>
     <w:p>
       <w:pPr>
         <w:pStyle w:val="Heading2"/>
@@ -2231,7 +2231,7 @@
         <w:t xml:space="preserve">4. Économie de l'Étage 2 (Express Abidjan)</w:t>
       </w:r>
     </w:p>
-    <w:bookmarkStart w:id="30" w:name="Xecf1e4eadc71efb43fb480f3d0130e7ec73f6a0"/>
+    <w:bookmarkStart w:id="19" w:name="Xecf1e4eadc71efb43fb480f3d0130e7ec73f6a0"/>
     <w:p>
       <w:pPr>
         <w:pStyle w:val="Heading3"/>
@@ -2382,8 +2382,8 @@
         </w:tc>
       </w:tr>
     </w:tbl>
-    <w:bookmarkEnd w:id="30"/>
-    <w:bookmarkStart w:id="31" w:name="scénarios-annuels-par-client-étage-2"/>
+    <w:bookmarkEnd w:id="19"/>
+    <w:bookmarkStart w:id="20" w:name="scénarios-annuels-par-client-étage-2"/>
     <w:p>
       <w:pPr>
         <w:pStyle w:val="Heading3"/>
@@ -2821,8 +2821,8 @@
         <w:t xml:space="preserve">l'usage et on contacte les flottes en dépassement systématique pour les passer en formule "à la consommation" (suppression forfait, prix par livraison négocié).</w:t>
       </w:r>
     </w:p>
-    <w:bookmarkEnd w:id="31"/>
-    <w:bookmarkStart w:id="32" w:name="coût-service-remboursement-sla-breach"/>
+    <w:bookmarkEnd w:id="20"/>
+    <w:bookmarkStart w:id="21" w:name="coût-service-remboursement-sla-breach"/>
     <w:p>
       <w:pPr>
         <w:pStyle w:val="Heading3"/>
@@ -2885,9 +2885,9 @@
         </w:pict>
       </w:r>
     </w:p>
-    <w:bookmarkEnd w:id="32"/>
-    <w:bookmarkEnd w:id="33"/>
-    <w:bookmarkStart w:id="34" w:name="X27dece53e58cca35f800e9bb009e889e24ee519"/>
+    <w:bookmarkEnd w:id="21"/>
+    <w:bookmarkEnd w:id="22"/>
+    <w:bookmarkStart w:id="23" w:name="X27dece53e58cca35f800e9bb009e889e24ee519"/>
     <w:p>
       <w:pPr>
         <w:pStyle w:val="Heading2"/>
@@ -3195,8 +3195,8 @@
         </w:pict>
       </w:r>
     </w:p>
-    <w:bookmarkEnd w:id="34"/>
-    <w:bookmarkStart w:id="38" w:name="X26bd5c57130a7b33e748b8399a2f8b8bd698514"/>
+    <w:bookmarkEnd w:id="23"/>
+    <w:bookmarkStart w:id="27" w:name="X26bd5c57130a7b33e748b8399a2f8b8bd698514"/>
     <w:p>
       <w:pPr>
         <w:pStyle w:val="Heading2"/>
@@ -3205,7 +3205,7 @@
         <w:t xml:space="preserve">6. Plan de mise en marché recommandé</w:t>
       </w:r>
     </w:p>
-    <w:bookmarkStart w:id="35" w:name="phase-1--validation-pricing-semaines-1-2"/>
+    <w:bookmarkStart w:id="24" w:name="phase-1--validation-pricing-semaines-1-2"/>
     <w:p>
       <w:pPr>
         <w:pStyle w:val="Heading3"/>
@@ -3266,8 +3266,8 @@
         <w:t xml:space="preserve">Recueillir : prix accepté/refusé, features valorisées, freins exprimés.</w:t>
       </w:r>
     </w:p>
-    <w:bookmarkEnd w:id="35"/>
-    <w:bookmarkStart w:id="36" w:name="phase-2--bêta-payante-semaines-3-8"/>
+    <w:bookmarkEnd w:id="24"/>
+    <w:bookmarkStart w:id="25" w:name="phase-2--bêta-payante-semaines-3-8"/>
     <w:p>
       <w:pPr>
         <w:pStyle w:val="Heading3"/>
@@ -3324,8 +3324,8 @@
         <w:t xml:space="preserve">Itération à mi-parcours.</w:t>
       </w:r>
     </w:p>
-    <w:bookmarkEnd w:id="36"/>
-    <w:bookmarkStart w:id="37" w:name="phase-3--lancement-commercial-semaines-9"/>
+    <w:bookmarkEnd w:id="25"/>
+    <w:bookmarkStart w:id="26" w:name="phase-3--lancement-commercial-semaines-9"/>
     <w:p>
       <w:pPr>
         <w:pStyle w:val="Heading3"/>
@@ -3417,9 +3417,9 @@
         </w:pict>
       </w:r>
     </w:p>
-    <w:bookmarkEnd w:id="37"/>
-    <w:bookmarkEnd w:id="38"/>
-    <w:bookmarkStart w:id="39" w:name="X19a00b264a95481f91aa0161f6ecb4adac7ddc1"/>
+    <w:bookmarkEnd w:id="26"/>
+    <w:bookmarkEnd w:id="27"/>
+    <w:bookmarkStart w:id="28" w:name="X19a00b264a95481f91aa0161f6ecb4adac7ddc1"/>
     <w:p>
       <w:pPr>
         <w:pStyle w:val="Heading2"/>
@@ -3575,8 +3575,8 @@
         </w:pict>
       </w:r>
     </w:p>
-    <w:bookmarkEnd w:id="39"/>
-    <w:bookmarkStart w:id="40" w:name="Xfba9d087f80b588d2b652466c4830b7b55c8f21"/>
+    <w:bookmarkEnd w:id="28"/>
+    <w:bookmarkStart w:id="29" w:name="Xfba9d087f80b588d2b652466c4830b7b55c8f21"/>
     <w:p>
       <w:pPr>
         <w:pStyle w:val="Heading2"/>
@@ -3795,8 +3795,8 @@
         </w:pict>
       </w:r>
     </w:p>
-    <w:bookmarkEnd w:id="40"/>
-    <w:bookmarkStart w:id="41" w:name="X79b6146f42bde009c4cfa005db1dbe5b05a142c"/>
+    <w:bookmarkEnd w:id="29"/>
+    <w:bookmarkStart w:id="30" w:name="X79b6146f42bde009c4cfa005db1dbe5b05a142c"/>
     <w:p>
       <w:pPr>
         <w:pStyle w:val="Heading2"/>
@@ -3902,8 +3902,8 @@
         </w:pict>
       </w:r>
     </w:p>
-    <w:bookmarkEnd w:id="41"/>
-    <w:bookmarkStart w:id="42" w:name="X884332cad3ed50fa5089560b4104cf090f78c21"/>
+    <w:bookmarkEnd w:id="30"/>
+    <w:bookmarkStart w:id="31" w:name="X884332cad3ed50fa5089560b4104cf090f78c21"/>
     <w:p>
       <w:pPr>
         <w:pStyle w:val="Heading2"/>
@@ -4089,9 +4089,13 @@
         <w:t xml:space="preserve">Document interne Pièces — étude pricing version 1 · Mai 2026. À revoir après les premiers entretiens prospects.</w:t>
       </w:r>
     </w:p>
-    <w:bookmarkEnd w:id="42"/>
-    <w:bookmarkEnd w:id="43"/>
-    <w:sectPr/>
+    <w:bookmarkEnd w:id="31"/>
+    <w:bookmarkEnd w:id="32"/>
+    <w:sectPr>
+      <w:footnotePr>
+        <w:numRestart w:val="eachSect"/>
+      </w:footnotePr>
+    </w:sectPr>
   </w:body>
 </w:document>
 </file>
@@ -4564,10 +4568,10 @@
   <w:docDefaults>
     <w:rPrDefault>
       <w:rPr>
-        <w:rFonts w:asciiTheme="minorHAnsi" w:cstheme="minorBidi" w:eastAsiaTheme="minorHAnsi" w:hAnsiTheme="minorHAnsi"/>
+        <w:rFonts w:asciiTheme="minorHAnsi" w:cstheme="minorBidi" w:eastAsiaTheme="minorEastAsia" w:hAnsiTheme="minorHAnsi"/>
         <w:sz w:val="24"/>
         <w:szCs w:val="24"/>
-        <w:lang w:bidi="ar-SA" w:eastAsia="en-US" w:val="en-US"/>
+        <w:lang w:bidi="ar-SA" w:eastAsia="zh-CN" w:val="en-US"/>
       </w:rPr>
     </w:rPrDefault>
     <w:pPrDefault>
@@ -4619,8 +4623,6 @@
     </w:pPr>
     <w:rPr>
       <w:rFonts w:asciiTheme="majorHAnsi" w:cstheme="majorBidi" w:eastAsiaTheme="majorEastAsia" w:hAnsiTheme="majorHAnsi"/>
-      <w:spacing w:val="-10"/>
-      <w:kern w:val="28"/>
       <w:sz w:val="56"/>
       <w:szCs w:val="56"/>
     </w:rPr>
@@ -4633,8 +4635,6 @@
     <w:rsid w:val="00A10FD9"/>
     <w:rPr>
       <w:rFonts w:asciiTheme="majorHAnsi" w:cstheme="majorBidi" w:eastAsiaTheme="majorEastAsia" w:hAnsiTheme="majorHAnsi"/>
-      <w:spacing w:val="-10"/>
-      <w:kern w:val="28"/>
       <w:sz w:val="56"/>
       <w:szCs w:val="56"/>
     </w:rPr>
@@ -4675,23 +4675,31 @@
   </w:style>
   <w:style w:customStyle="1" w:styleId="Author" w:type="paragraph">
     <w:name w:val="Author"/>
+    <w:basedOn w:val="Title"/>
     <w:next w:val="BodyText"/>
     <w:qFormat/>
     <w:pPr>
       <w:keepNext/>
       <w:keepLines/>
-      <w:jc w:val="center"/>
     </w:pPr>
+    <w:rPr>
+      <w:sz w:val="24"/>
+      <w:szCs w:val="24"/>
+    </w:rPr>
   </w:style>
   <w:style w:styleId="Date" w:type="paragraph">
     <w:name w:val="Date"/>
+    <w:basedOn w:val="Title"/>
     <w:next w:val="BodyText"/>
     <w:qFormat/>
     <w:pPr>
       <w:keepNext/>
       <w:keepLines/>
-      <w:jc w:val="center"/>
     </w:pPr>
+    <w:rPr>
+      <w:sz w:val="24"/>
+      <w:szCs w:val="24"/>
+    </w:rPr>
   </w:style>
   <w:style w:customStyle="1" w:styleId="AbstractTitle" w:type="paragraph">
     <w:name w:val="Abstract Title"/>
@@ -5104,13 +5112,6 @@
       </w:tblCellMar>
     </w:tblPr>
     <w:tblStylePr w:type="firstRow">
-      <w:tblPr>
-        <w:jc w:val="left"/>
-        <w:tblInd w:type="dxa" w:w="0"/>
-      </w:tblPr>
-      <w:trPr>
-        <w:jc w:val="left"/>
-      </w:trPr>
       <w:tcPr>
         <w:tcBorders>
           <w:bottom w:val="single"/>
